--- a/pr-preview/pr-204/bootstrap-handout-tracked-changes.docx
+++ b/pr-preview/pr-204/bootstrap-handout-tracked-changes.docx
@@ -16,7 +16,7 @@
       </w:pPr>
       <w:del w:id="1" w:author="PR Preview" w:date="2026-01-01T00:00:00Z">
         <w:r>
-          <w:delText xml:space="preserve">Last modified: 2026-10-15 03:26:43 (PDT)</w:delText>
+          <w:delText xml:space="preserve">Last modified: 2026-10-15 05:33:00 (PDT)</w:delText>
         </w:r>
       </w:del>
     </w:p>
@@ -26,7 +26,7 @@
       </w:pPr>
       <w:ins w:id="2" w:author="PR Preview" w:date="2026-01-01T00:00:00Z">
         <w:r>
-          <w:t xml:space="preserve">Last modified: 2026-10-15 03:31:19 (PDT)</w:t>
+          <w:t xml:space="preserve">Last modified: 2026-10-15 05:27:52 (PDT)</w:t>
         </w:r>
       </w:ins>
     </w:p>

--- a/pr-preview/pr-204/bootstrap-handout-tracked-changes.docx
+++ b/pr-preview/pr-204/bootstrap-handout-tracked-changes.docx
@@ -16,7 +16,7 @@
       </w:pPr>
       <w:del w:id="1" w:author="PR Preview" w:date="2026-01-01T00:00:00Z">
         <w:r>
-          <w:delText xml:space="preserve">Last modified: 2026-10-15 05:33:00 (PDT)</w:delText>
+          <w:delText xml:space="preserve">Last modified: 2026-10-15 08:36:30 (PDT)</w:delText>
         </w:r>
       </w:del>
     </w:p>
@@ -26,7 +26,7 @@
       </w:pPr>
       <w:ins w:id="2" w:author="PR Preview" w:date="2026-01-01T00:00:00Z">
         <w:r>
-          <w:t xml:space="preserve">Last modified: 2026-10-15 05:27:52 (PDT)</w:t>
+          <w:t xml:space="preserve">Last modified: 2026-10-15 08:46:14 (PDT)</w:t>
         </w:r>
       </w:ins>
     </w:p>
@@ -3229,6 +3229,102 @@
       </w:tr>
     </w:tbl>
     <w:bookmarkEnd w:id="25"/>
+    <w:p>
+      <w:pPr>
+        <w:pStyle w:val="Compact"/>
+        <w:numPr>
+          <w:ilvl w:val="0"/>
+          <w:numId w:val="1002"/>
+        </w:numPr>
+      </w:pPr>
+      <w:ins w:id="3" w:author="PR Preview" w:date="2026-01-01T00:00:00Z">
+        <w:r>
+          <w:t xml:space="preserve">Hogg et al. (2019, sec. 7.7, pp. 353–360)</w:t>
+        </w:r>
+      </w:ins>
+      <w:ins w:id="4" w:author="PR Preview" w:date="2026-01-01T00:00:00Z">
+        <w:r>
+          <w:t xml:space="preserve"> </w:t>
+        </w:r>
+      </w:ins>
+      <w:ins w:id="5" w:author="PR Preview" w:date="2026-01-01T00:00:00Z">
+        <w:r>
+          <w:t xml:space="preserve">covers resampling methods.</w:t>
+        </w:r>
+      </w:ins>
+    </w:p>
+    <w:p>
+      <w:pPr>
+        <w:pStyle w:val="Compact"/>
+        <w:numPr>
+          <w:ilvl w:val="0"/>
+          <w:numId w:val="1002"/>
+        </w:numPr>
+      </w:pPr>
+      <w:ins w:id="6" w:author="PR Preview" w:date="2026-01-01T00:00:00Z">
+        <w:r>
+          <w:t xml:space="preserve">Casella and Berger (2002, sec. 10.1.4, pp. 478–480)</w:t>
+        </w:r>
+      </w:ins>
+      <w:ins w:id="7" w:author="PR Preview" w:date="2026-01-01T00:00:00Z">
+        <w:r>
+          <w:t xml:space="preserve"> </w:t>
+        </w:r>
+      </w:ins>
+      <w:ins w:id="8" w:author="PR Preview" w:date="2026-01-01T00:00:00Z">
+        <w:r>
+          <w:t xml:space="preserve">covers bootstrap standard errors.</w:t>
+        </w:r>
+      </w:ins>
+    </w:p>
+    <w:p>
+      <w:pPr>
+        <w:pStyle w:val="Compact"/>
+        <w:numPr>
+          <w:ilvl w:val="0"/>
+          <w:numId w:val="1002"/>
+        </w:numPr>
+      </w:pPr>
+      <w:ins w:id="9" w:author="PR Preview" w:date="2026-01-01T00:00:00Z">
+        <w:r>
+          <w:t xml:space="preserve">Rice (2007, sec. 10.4.6, pp. 399–400)</w:t>
+        </w:r>
+      </w:ins>
+      <w:ins w:id="10" w:author="PR Preview" w:date="2026-01-01T00:00:00Z">
+        <w:r>
+          <w:t xml:space="preserve"> </w:t>
+        </w:r>
+      </w:ins>
+      <w:ins w:id="11" w:author="PR Preview" w:date="2026-01-01T00:00:00Z">
+        <w:r>
+          <w:t xml:space="preserve">covers variability of location estimates by the bootstrap.</w:t>
+        </w:r>
+      </w:ins>
+    </w:p>
+    <w:p>
+      <w:pPr>
+        <w:pStyle w:val="Compact"/>
+        <w:numPr>
+          <w:ilvl w:val="0"/>
+          <w:numId w:val="1002"/>
+        </w:numPr>
+      </w:pPr>
+      <w:ins w:id="12" w:author="PR Preview" w:date="2026-01-01T00:00:00Z">
+        <w:r>
+          <w:t xml:space="preserve">Rice (2007, sec. 14.6, pp. 585–586)</w:t>
+        </w:r>
+      </w:ins>
+      <w:ins w:id="13" w:author="PR Preview" w:date="2026-01-01T00:00:00Z">
+        <w:r>
+          <w:t xml:space="preserve"> </w:t>
+        </w:r>
+      </w:ins>
+      <w:ins w:id="14" w:author="PR Preview" w:date="2026-01-01T00:00:00Z">
+        <w:r>
+          <w:t xml:space="preserve">covers conditional inference, unconditional inference and the bootstrap.</w:t>
+        </w:r>
+      </w:ins>
+    </w:p>
     <w:bookmarkEnd w:id="26"/>
     <w:bookmarkStart w:id="44" w:name="sec-bootstrap-methods"/>
     <w:p>
@@ -7570,7 +7666,7 @@
         <w:pStyle w:val="Compact"/>
         <w:numPr>
           <w:ilvl w:val="0"/>
-          <w:numId w:val="1002"/>
+          <w:numId w:val="1003"/>
         </w:numPr>
       </w:pPr>
       <w:r>
@@ -7749,7 +7845,7 @@
         <w:pStyle w:val="Compact"/>
         <w:numPr>
           <w:ilvl w:val="0"/>
-          <w:numId w:val="1002"/>
+          <w:numId w:val="1003"/>
         </w:numPr>
       </w:pPr>
       <w:r>
@@ -8917,66 +9013,6 @@
     <w:bookmarkEnd w:id="47"/>
     <w:bookmarkEnd w:id="48"/>
     <w:bookmarkEnd w:id="49"/>
-    <w:bookmarkStart w:id="50" w:name="textbook-cross-references"/>
-    <w:p>
-      <w:pPr>
-        <w:pStyle w:val="Heading2"/>
-      </w:pPr>
-      <w:ins w:id="3" w:author="PR Preview" w:date="2026-01-01T00:00:00Z">
-        <w:r>
-          <w:t xml:space="preserve">Textbook cross-references</w:t>
-        </w:r>
-      </w:ins>
-    </w:p>
-    <w:p>
-      <w:pPr>
-        <w:pStyle w:val="FirstParagraph"/>
-      </w:pPr>
-      <w:ins w:id="4" w:author="PR Preview" w:date="2026-01-01T00:00:00Z">
-        <w:r>
-          <w:t xml:space="preserve">Textbook sections on the topics of this page:</w:t>
-        </w:r>
-      </w:ins>
-    </w:p>
-    <w:p>
-      <w:pPr>
-        <w:pStyle w:val="Compact"/>
-        <w:numPr>
-          <w:ilvl w:val="0"/>
-          <w:numId w:val="1003"/>
-        </w:numPr>
-      </w:pPr>
-      <w:ins w:id="5" w:author="PR Preview" w:date="2026-01-01T00:00:00Z">
-        <w:r>
-          <w:t xml:space="preserve">Hogg et al. (2019, sec. 7.7, pp. 353–360)</w:t>
-        </w:r>
-      </w:ins>
-      <w:ins w:id="6" w:author="PR Preview" w:date="2026-01-01T00:00:00Z">
-        <w:r>
-          <w:t xml:space="preserve">: Resampling methods</w:t>
-        </w:r>
-      </w:ins>
-    </w:p>
-    <w:p>
-      <w:pPr>
-        <w:pStyle w:val="Compact"/>
-        <w:numPr>
-          <w:ilvl w:val="0"/>
-          <w:numId w:val="1003"/>
-        </w:numPr>
-      </w:pPr>
-      <w:ins w:id="7" w:author="PR Preview" w:date="2026-01-01T00:00:00Z">
-        <w:r>
-          <w:t xml:space="preserve">Casella and Berger (2002, sec. 10.1.4, pp. 478–480)</w:t>
-        </w:r>
-      </w:ins>
-      <w:ins w:id="8" w:author="PR Preview" w:date="2026-01-01T00:00:00Z">
-        <w:r>
-          <w:t xml:space="preserve">: Bootstrap standard errors</w:t>
-        </w:r>
-      </w:ins>
-    </w:p>
-    <w:bookmarkEnd w:id="50"/>
     <w:bookmarkStart w:id="63" w:name="references"/>
     <w:p>
       <w:pPr>
@@ -8987,22 +9023,22 @@
       </w:r>
     </w:p>
     <w:bookmarkStart w:id="62" w:name="refs"/>
-    <w:bookmarkStart w:id="52" w:name="ref-CaseBerg01"/>
+    <w:bookmarkStart w:id="51" w:name="ref-CaseBerg01"/>
     <w:p>
       <w:pPr>
         <w:pStyle w:val="Bibliography"/>
       </w:pPr>
-      <w:ins w:id="9" w:author="PR Preview" w:date="2026-01-01T00:00:00Z">
+      <w:ins w:id="15" w:author="PR Preview" w:date="2026-01-01T00:00:00Z">
         <w:r>
           <w:t xml:space="preserve">Casella, George, and Roger Berger. 2002.</w:t>
         </w:r>
       </w:ins>
-      <w:ins w:id="10" w:author="PR Preview" w:date="2026-01-01T00:00:00Z">
+      <w:ins w:id="16" w:author="PR Preview" w:date="2026-01-01T00:00:00Z">
         <w:r>
           <w:t xml:space="preserve"> </w:t>
         </w:r>
       </w:ins>
-      <w:ins w:id="11" w:author="PR Preview" w:date="2026-01-01T00:00:00Z">
+      <w:ins w:id="17" w:author="PR Preview" w:date="2026-01-01T00:00:00Z">
         <w:r>
           <w:rPr>
             <w:i/>
@@ -9011,18 +9047,18 @@
           <w:t xml:space="preserve">Statistical Inference</w:t>
         </w:r>
       </w:ins>
-      <w:ins w:id="12" w:author="PR Preview" w:date="2026-01-01T00:00:00Z">
+      <w:ins w:id="18" w:author="PR Preview" w:date="2026-01-01T00:00:00Z">
         <w:r>
           <w:t xml:space="preserve">. 2nd ed. Cengage Learning.</w:t>
         </w:r>
       </w:ins>
-      <w:ins w:id="13" w:author="PR Preview" w:date="2026-01-01T00:00:00Z">
+      <w:ins w:id="19" w:author="PR Preview" w:date="2026-01-01T00:00:00Z">
         <w:r>
           <w:t xml:space="preserve"> </w:t>
         </w:r>
       </w:ins>
-      <w:hyperlink r:id="rId51">
-        <w:ins w:id="14" w:author="PR Preview" w:date="2026-01-01T00:00:00Z">
+      <w:hyperlink r:id="rId50">
+        <w:ins w:id="20" w:author="PR Preview" w:date="2026-01-01T00:00:00Z">
           <w:r>
             <w:rPr>
               <w:rStyle w:val="Hyperlink"/>
@@ -9031,14 +9067,14 @@
           </w:r>
         </w:ins>
       </w:hyperlink>
-      <w:ins w:id="15" w:author="PR Preview" w:date="2026-01-01T00:00:00Z">
+      <w:ins w:id="21" w:author="PR Preview" w:date="2026-01-01T00:00:00Z">
         <w:r>
           <w:t xml:space="preserve">.</w:t>
         </w:r>
       </w:ins>
     </w:p>
-    <w:bookmarkEnd w:id="52"/>
-    <w:bookmarkStart w:id="54" w:name="ref-davison1997bootstrap"/>
+    <w:bookmarkEnd w:id="51"/>
+    <w:bookmarkStart w:id="53" w:name="ref-davison1997bootstrap"/>
     <w:p>
       <w:pPr>
         <w:pStyle w:val="Bibliography"/>
@@ -9062,7 +9098,7 @@
       <w:r>
         <w:t xml:space="preserve"> </w:t>
       </w:r>
-      <w:hyperlink r:id="rId53">
+      <w:hyperlink r:id="rId52">
         <w:r>
           <w:rPr>
             <w:rStyle w:val="Hyperlink"/>
@@ -9074,8 +9110,8 @@
         <w:t xml:space="preserve">.</w:t>
       </w:r>
     </w:p>
-    <w:bookmarkEnd w:id="54"/>
-    <w:bookmarkStart w:id="56" w:name="ref-efron1979bootstrap"/>
+    <w:bookmarkEnd w:id="53"/>
+    <w:bookmarkStart w:id="55" w:name="ref-efron1979bootstrap"/>
     <w:p>
       <w:pPr>
         <w:pStyle w:val="Bibliography"/>
@@ -9108,7 +9144,7 @@
       <w:r>
         <w:t xml:space="preserve"> </w:t>
       </w:r>
-      <w:hyperlink r:id="rId55">
+      <w:hyperlink r:id="rId54">
         <w:r>
           <w:rPr>
             <w:rStyle w:val="Hyperlink"/>
@@ -9120,8 +9156,8 @@
         <w:t xml:space="preserve">.</w:t>
       </w:r>
     </w:p>
-    <w:bookmarkEnd w:id="56"/>
-    <w:bookmarkStart w:id="58" w:name="ref-efron1993introduction"/>
+    <w:bookmarkEnd w:id="55"/>
+    <w:bookmarkStart w:id="57" w:name="ref-efron1993introduction"/>
     <w:p>
       <w:pPr>
         <w:pStyle w:val="Bibliography"/>
@@ -9145,7 +9181,7 @@
       <w:r>
         <w:t xml:space="preserve"> </w:t>
       </w:r>
-      <w:hyperlink r:id="rId57">
+      <w:hyperlink r:id="rId56">
         <w:r>
           <w:rPr>
             <w:rStyle w:val="Hyperlink"/>
@@ -9157,23 +9193,23 @@
         <w:t xml:space="preserve">.</w:t>
       </w:r>
     </w:p>
-    <w:bookmarkEnd w:id="58"/>
-    <w:bookmarkStart w:id="59" w:name="ref-hoggtanis2015"/>
+    <w:bookmarkEnd w:id="57"/>
+    <w:bookmarkStart w:id="58" w:name="ref-hoggtanis2015"/>
     <w:p>
       <w:pPr>
         <w:pStyle w:val="Bibliography"/>
       </w:pPr>
-      <w:ins w:id="16" w:author="PR Preview" w:date="2026-01-01T00:00:00Z">
+      <w:ins w:id="22" w:author="PR Preview" w:date="2026-01-01T00:00:00Z">
         <w:r>
           <w:t xml:space="preserve">Hogg, Robert V., Elliot A. Tanis, and Dale L. Zimmerman. 2019.</w:t>
         </w:r>
       </w:ins>
-      <w:ins w:id="17" w:author="PR Preview" w:date="2026-01-01T00:00:00Z">
+      <w:ins w:id="23" w:author="PR Preview" w:date="2026-01-01T00:00:00Z">
         <w:r>
           <w:t xml:space="preserve"> </w:t>
         </w:r>
       </w:ins>
-      <w:ins w:id="18" w:author="PR Preview" w:date="2026-01-01T00:00:00Z">
+      <w:ins w:id="24" w:author="PR Preview" w:date="2026-01-01T00:00:00Z">
         <w:r>
           <w:rPr>
             <w:i/>
@@ -9182,9 +9218,40 @@
           <w:t xml:space="preserve">Probability and Statistical Inference</w:t>
         </w:r>
       </w:ins>
-      <w:ins w:id="19" w:author="PR Preview" w:date="2026-01-01T00:00:00Z">
+      <w:ins w:id="25" w:author="PR Preview" w:date="2026-01-01T00:00:00Z">
         <w:r>
           <w:t xml:space="preserve">. Tenth edition. Pearson.</w:t>
+        </w:r>
+      </w:ins>
+    </w:p>
+    <w:bookmarkEnd w:id="58"/>
+    <w:bookmarkStart w:id="59" w:name="ref-rice2007mathematical"/>
+    <w:p>
+      <w:pPr>
+        <w:pStyle w:val="Bibliography"/>
+      </w:pPr>
+      <w:ins w:id="26" w:author="PR Preview" w:date="2026-01-01T00:00:00Z">
+        <w:r>
+          <w:t xml:space="preserve">Rice, John A. 2007.</w:t>
+        </w:r>
+      </w:ins>
+      <w:ins w:id="27" w:author="PR Preview" w:date="2026-01-01T00:00:00Z">
+        <w:r>
+          <w:t xml:space="preserve"> </w:t>
+        </w:r>
+      </w:ins>
+      <w:ins w:id="28" w:author="PR Preview" w:date="2026-01-01T00:00:00Z">
+        <w:r>
+          <w:rPr>
+            <w:i/>
+            <w:iCs/>
+          </w:rPr>
+          <w:t xml:space="preserve">Mathematical Statistics and Data Analysis</w:t>
+        </w:r>
+      </w:ins>
+      <w:ins w:id="29" w:author="PR Preview" w:date="2026-01-01T00:00:00Z">
+        <w:r>
+          <w:t xml:space="preserve">. 3rd ed. Cengage Learning.</w:t>
         </w:r>
       </w:ins>
     </w:p>

--- a/pr-preview/pr-204/bootstrap-handout-tracked-changes.docx
+++ b/pr-preview/pr-204/bootstrap-handout-tracked-changes.docx
@@ -16,7 +16,7 @@
       </w:pPr>
       <w:del w:id="1" w:author="PR Preview" w:date="2026-01-01T00:00:00Z">
         <w:r>
-          <w:delText xml:space="preserve">Last modified: 2026-10-15 08:36:30 (PDT)</w:delText>
+          <w:delText xml:space="preserve">Last modified: 2026-10-15 12:42:47 (PDT)</w:delText>
         </w:r>
       </w:del>
     </w:p>
@@ -26,7 +26,7 @@
       </w:pPr>
       <w:ins w:id="2" w:author="PR Preview" w:date="2026-01-01T00:00:00Z">
         <w:r>
-          <w:t xml:space="preserve">Last modified: 2026-10-15 08:46:14 (PDT)</w:t>
+          <w:t xml:space="preserve">Last modified: 2026-10-15 12:50:24 (PDT)</w:t>
         </w:r>
       </w:ins>
     </w:p>

--- a/pr-preview/pr-204/bootstrap-handout-tracked-changes.docx
+++ b/pr-preview/pr-204/bootstrap-handout-tracked-changes.docx
@@ -16,7 +16,7 @@
       </w:pPr>
       <w:del w:id="1" w:author="PR Preview" w:date="2026-01-01T00:00:00Z">
         <w:r>
-          <w:delText xml:space="preserve">Last modified: 2026-10-15 12:42:47 (PDT)</w:delText>
+          <w:delText xml:space="preserve">Last modified: 2026-10-15 12:56:30 (PDT)</w:delText>
         </w:r>
       </w:del>
     </w:p>
@@ -26,7 +26,7 @@
       </w:pPr>
       <w:ins w:id="2" w:author="PR Preview" w:date="2026-01-01T00:00:00Z">
         <w:r>
-          <w:t xml:space="preserve">Last modified: 2026-10-15 12:50:24 (PDT)</w:t>
+          <w:t xml:space="preserve">Last modified: 2026-10-15 13:07:45 (PDT)</w:t>
         </w:r>
       </w:ins>
     </w:p>
